--- a/PREGUNTA_WENDY.docx
+++ b/PREGUNTA_WENDY.docx
@@ -102,157 +102,475 @@
       </w:r>
     </w:p>
     <w:p>
-      <w:r>
+      <w:pPr>
+        <w:rPr>
+          <w:lang w:val="es-CR"/>
+        </w:rPr>
+      </w:pPr>
+      <w:r>
+        <w:rPr>
+          <w:lang w:val="es-CR"/>
+        </w:rPr>
         <w:t>actividad Ejercicio de Github</w:t>
       </w:r>
     </w:p>
     <w:p>
-      <w:r>
+      <w:pPr>
+        <w:rPr>
+          <w:lang w:val="es-CR"/>
+        </w:rPr>
+      </w:pPr>
+      <w:r>
+        <w:rPr>
+          <w:lang w:val="es-CR"/>
+        </w:rPr>
         <w:t>● Esta actividad debe ser entregada:</w:t>
       </w:r>
     </w:p>
     <w:p>
-      <w:r>
+      <w:pPr>
+        <w:rPr>
+          <w:lang w:val="es-CR"/>
+        </w:rPr>
+      </w:pPr>
+      <w:r>
+        <w:rPr>
+          <w:lang w:val="es-CR"/>
+        </w:rPr>
         <w:t>○ subiendo a la plataforma Moodle, de forma GRUPAL</w:t>
       </w:r>
     </w:p>
     <w:p>
-      <w:r>
+      <w:pPr>
+        <w:rPr>
+          <w:lang w:val="es-CR"/>
+        </w:rPr>
+      </w:pPr>
+      <w:r>
+        <w:rPr>
+          <w:lang w:val="es-CR"/>
+        </w:rPr>
         <w:t>○ archivo en PDF UNICAMENTE con el formato</w:t>
       </w:r>
     </w:p>
     <w:p>
-      <w:r>
+      <w:pPr>
+        <w:rPr>
+          <w:lang w:val="es-CR"/>
+        </w:rPr>
+      </w:pPr>
+      <w:r>
+        <w:rPr>
+          <w:lang w:val="es-CR"/>
+        </w:rPr>
         <w:t>EjercicioGithub2025C1.pdf</w:t>
       </w:r>
     </w:p>
     <w:p>
-      <w:r>
+      <w:pPr>
+        <w:rPr>
+          <w:lang w:val="es-CR"/>
+        </w:rPr>
+      </w:pPr>
+      <w:r>
+        <w:rPr>
+          <w:lang w:val="es-CR"/>
+        </w:rPr>
         <w:t>○ Nombres de los integrantes del grupo, separados por:</w:t>
       </w:r>
     </w:p>
-    <w:p/>
-    <w:p>
-      <w:r>
+    <w:p>
+      <w:pPr>
+        <w:rPr>
+          <w:lang w:val="es-CR"/>
+        </w:rPr>
+      </w:pPr>
+    </w:p>
+    <w:p>
+      <w:pPr>
+        <w:rPr>
+          <w:lang w:val="es-CR"/>
+        </w:rPr>
+      </w:pPr>
+      <w:r>
+        <w:rPr>
+          <w:lang w:val="es-CR"/>
+        </w:rPr>
         <w:t>Asignación</w:t>
       </w:r>
     </w:p>
-    <w:p/>
-    <w:p>
-      <w:r>
+    <w:p>
+      <w:pPr>
+        <w:rPr>
+          <w:lang w:val="es-CR"/>
+        </w:rPr>
+      </w:pPr>
+    </w:p>
+    <w:p>
+      <w:pPr>
+        <w:rPr>
+          <w:lang w:val="es-CR"/>
+        </w:rPr>
+      </w:pPr>
+      <w:r>
+        <w:rPr>
+          <w:lang w:val="es-CR"/>
+        </w:rPr>
         <w:t>Los grupos se separan en 4 integrantes cada uno. Responder las preguntas, una</w:t>
       </w:r>
     </w:p>
     <w:p>
-      <w:r>
+      <w:pPr>
+        <w:rPr>
+          <w:lang w:val="es-CR"/>
+        </w:rPr>
+      </w:pPr>
+      <w:r>
+        <w:rPr>
+          <w:lang w:val="es-CR"/>
+        </w:rPr>
         <w:t>por integrante. Cada integrante debe incorporar su respuesta al repositorio de</w:t>
       </w:r>
     </w:p>
     <w:p>
-      <w:r>
+      <w:pPr>
+        <w:rPr>
+          <w:lang w:val="es-CR"/>
+        </w:rPr>
+      </w:pPr>
+      <w:r>
+        <w:rPr>
+          <w:lang w:val="es-CR"/>
+        </w:rPr>
         <w:t>trabajo colaborativo donde están trabajando, creando primero un branch desde el</w:t>
       </w:r>
     </w:p>
     <w:p>
-      <w:r>
+      <w:pPr>
+        <w:rPr>
+          <w:lang w:val="es-CR"/>
+        </w:rPr>
+      </w:pPr>
+      <w:r>
+        <w:rPr>
+          <w:lang w:val="es-CR"/>
+        </w:rPr>
         <w:t>branch principal de trabajo, haciendo un commit de la respuesta sobre ese branch,</w:t>
       </w:r>
     </w:p>
     <w:p>
-      <w:r>
+      <w:pPr>
+        <w:rPr>
+          <w:lang w:val="es-CR"/>
+        </w:rPr>
+      </w:pPr>
+      <w:r>
+        <w:rPr>
+          <w:lang w:val="es-CR"/>
+        </w:rPr>
         <w:t>para finalmente, integrar sus respuestas vía Pull Request al branch principal del</w:t>
       </w:r>
     </w:p>
     <w:p>
-      <w:r>
+      <w:pPr>
+        <w:rPr>
+          <w:lang w:val="es-CR"/>
+        </w:rPr>
+      </w:pPr>
+      <w:r>
+        <w:rPr>
+          <w:lang w:val="es-CR"/>
+        </w:rPr>
         <w:t>repositorio.</w:t>
       </w:r>
     </w:p>
-    <w:p/>
-    <w:p>
-      <w:r>
+    <w:p>
+      <w:pPr>
+        <w:rPr>
+          <w:lang w:val="es-CR"/>
+        </w:rPr>
+      </w:pPr>
+    </w:p>
+    <w:p>
+      <w:pPr>
+        <w:rPr>
+          <w:lang w:val="es-CR"/>
+        </w:rPr>
+      </w:pPr>
+      <w:r>
+        <w:rPr>
+          <w:lang w:val="es-CR"/>
+        </w:rPr>
         <w:t>Las preguntas están basadas en la lectura de la semana pasada de tarea:</w:t>
       </w:r>
     </w:p>
-    <w:p/>
-    <w:p>
-      <w:r>
-        <w:t>1. Explique las principales diferencias entre un producto de software genérico y</w:t>
-      </w:r>
-    </w:p>
-    <w:p>
-      <w:r>
+    <w:p>
+      <w:pPr>
+        <w:rPr>
+          <w:lang w:val="es-CR"/>
+        </w:rPr>
+      </w:pPr>
+    </w:p>
+    <w:p>
+      <w:pPr>
+        <w:rPr>
+          <w:lang w:val="es-CR"/>
+        </w:rPr>
+      </w:pPr>
+      <w:r>
+        <w:rPr>
+          <w:lang w:val="es-CR"/>
+        </w:rPr>
+        <w:t xml:space="preserve">1. </w:t>
+      </w:r>
+      <w:r>
+        <w:rPr>
+          <w:lang w:val="es-CR"/>
+        </w:rPr>
+        <w:t xml:space="preserve">WENDY </w:t>
+      </w:r>
+      <w:r>
+        <w:rPr>
+          <w:lang w:val="es-CR"/>
+        </w:rPr>
+        <w:t>Explique las principales diferencias entre un producto de software genérico y</w:t>
+      </w:r>
+    </w:p>
+    <w:p>
+      <w:pPr>
+        <w:rPr>
+          <w:lang w:val="es-CR"/>
+        </w:rPr>
+      </w:pPr>
+      <w:r>
+        <w:rPr>
+          <w:lang w:val="es-CR"/>
+        </w:rPr>
         <w:t>un software personalizado, destacando sus implicaciones en la gestión y el</w:t>
       </w:r>
     </w:p>
     <w:p>
-      <w:r>
+      <w:pPr>
+        <w:rPr>
+          <w:lang w:val="es-CR"/>
+        </w:rPr>
+      </w:pPr>
+      <w:r>
+        <w:rPr>
+          <w:lang w:val="es-CR"/>
+        </w:rPr>
         <w:lastRenderedPageBreak/>
         <w:t>desarrollo.</w:t>
       </w:r>
     </w:p>
     <w:p>
-      <w:r>
-        <w:t>2. Describa los cuatro atributos importantes que debe tener todo producto de</w:t>
-      </w:r>
-    </w:p>
-    <w:p>
-      <w:r>
+      <w:pPr>
+        <w:rPr>
+          <w:lang w:val="es-CR"/>
+        </w:rPr>
+      </w:pPr>
+      <w:r>
+        <w:rPr>
+          <w:lang w:val="es-CR"/>
+        </w:rPr>
+        <w:t xml:space="preserve">2. </w:t>
+      </w:r>
+      <w:r>
+        <w:rPr>
+          <w:lang w:val="es-CR"/>
+        </w:rPr>
+        <w:t xml:space="preserve">MACIEL </w:t>
+      </w:r>
+      <w:r>
+        <w:rPr>
+          <w:lang w:val="es-CR"/>
+        </w:rPr>
+        <w:t>Describa los cuatro atributos importantes que debe tener todo producto de</w:t>
+      </w:r>
+    </w:p>
+    <w:p>
+      <w:pPr>
+        <w:rPr>
+          <w:lang w:val="es-CR"/>
+        </w:rPr>
+      </w:pPr>
+      <w:r>
+        <w:rPr>
+          <w:lang w:val="es-CR"/>
+        </w:rPr>
         <w:t>software. Sugiera además cuatro atributos adicionales que podrían ser</w:t>
       </w:r>
     </w:p>
     <w:p>
-      <w:r>
+      <w:pPr>
+        <w:rPr>
+          <w:lang w:val="es-CR"/>
+        </w:rPr>
+      </w:pPr>
+      <w:r>
+        <w:rPr>
+          <w:lang w:val="es-CR"/>
+        </w:rPr>
         <w:t>significativos para productos específicos.</w:t>
       </w:r>
     </w:p>
     <w:p>
-      <w:r>
-        <w:t>3. Analice por qué los costos de pruebas de software son particularmente altos</w:t>
-      </w:r>
-    </w:p>
-    <w:p>
-      <w:r>
+      <w:pPr>
+        <w:rPr>
+          <w:lang w:val="es-CR"/>
+        </w:rPr>
+      </w:pPr>
+      <w:r>
+        <w:rPr>
+          <w:lang w:val="es-CR"/>
+        </w:rPr>
+        <w:t>3.</w:t>
+      </w:r>
+      <w:r>
+        <w:rPr>
+          <w:lang w:val="es-CR"/>
+        </w:rPr>
+        <w:t>RICARDO</w:t>
+      </w:r>
+      <w:r>
+        <w:rPr>
+          <w:lang w:val="es-CR"/>
+        </w:rPr>
+        <w:t xml:space="preserve"> Analice por qué los costos de pruebas de software son particularmente altos</w:t>
+      </w:r>
+    </w:p>
+    <w:p>
+      <w:pPr>
+        <w:rPr>
+          <w:lang w:val="es-CR"/>
+        </w:rPr>
+      </w:pPr>
+      <w:r>
+        <w:rPr>
+          <w:lang w:val="es-CR"/>
+        </w:rPr>
         <w:t>en productos genéricos destinados a un mercado amplio y cómo esto influye</w:t>
       </w:r>
     </w:p>
     <w:p>
-      <w:r>
+      <w:pPr>
+        <w:rPr>
+          <w:lang w:val="es-CR"/>
+        </w:rPr>
+      </w:pPr>
+      <w:r>
+        <w:rPr>
+          <w:lang w:val="es-CR"/>
+        </w:rPr>
         <w:t>en su desarrollo.</w:t>
       </w:r>
     </w:p>
     <w:p>
-      <w:r>
-        <w:t>4. Reflexione sobre la ética involucrada en el desarrollo de sistemas de vigilancia</w:t>
-      </w:r>
-    </w:p>
-    <w:p>
-      <w:r>
+      <w:pPr>
+        <w:rPr>
+          <w:lang w:val="es-CR"/>
+        </w:rPr>
+      </w:pPr>
+      <w:r>
+        <w:rPr>
+          <w:lang w:val="es-CR"/>
+        </w:rPr>
+        <w:t xml:space="preserve">4. </w:t>
+      </w:r>
+      <w:r>
+        <w:rPr>
+          <w:lang w:val="es-CR"/>
+        </w:rPr>
+        <w:t xml:space="preserve">JOSE </w:t>
+      </w:r>
+      <w:r>
+        <w:rPr>
+          <w:lang w:val="es-CR"/>
+        </w:rPr>
+        <w:t>Reflexione sobre la ética involucrada en el desarrollo de sistemas de vigilancia</w:t>
+      </w:r>
+    </w:p>
+    <w:p>
+      <w:pPr>
+        <w:rPr>
+          <w:lang w:val="es-CR"/>
+        </w:rPr>
+      </w:pPr>
+      <w:r>
+        <w:rPr>
+          <w:lang w:val="es-CR"/>
+        </w:rPr>
         <w:t>que rastrean las acciones de los ciudadanos para combatir el terrorismo.</w:t>
       </w:r>
     </w:p>
     <w:p>
-      <w:r>
+      <w:pPr>
+        <w:rPr>
+          <w:lang w:val="es-CR"/>
+        </w:rPr>
+      </w:pPr>
+      <w:r>
+        <w:rPr>
+          <w:lang w:val="es-CR"/>
+        </w:rPr>
         <w:t>Discuta las implicaciones sobre la privacidad.</w:t>
       </w:r>
-    </w:p>
-    <w:p>
-      <w:r>
+      <w:r>
+        <w:rPr>
+          <w:lang w:val="es-CR"/>
+        </w:rPr>
+        <w:t xml:space="preserve"> </w:t>
+      </w:r>
+    </w:p>
+    <w:p>
+      <w:pPr>
+        <w:rPr>
+          <w:lang w:val="es-CR"/>
+        </w:rPr>
+      </w:pPr>
+      <w:r>
+        <w:rPr>
+          <w:lang w:val="es-CR"/>
+        </w:rPr>
         <w:t>Puntuación:</w:t>
       </w:r>
     </w:p>
     <w:p>
-      <w:r>
+      <w:pPr>
+        <w:rPr>
+          <w:lang w:val="es-CR"/>
+        </w:rPr>
+      </w:pPr>
+      <w:r>
+        <w:rPr>
+          <w:lang w:val="es-CR"/>
+        </w:rPr>
         <w:t>Esta actividad será evaluada por medio de la siguiente rúbrica:</w:t>
       </w:r>
     </w:p>
     <w:p>
-      <w:r>
+      <w:pPr>
+        <w:rPr>
+          <w:lang w:val="es-CR"/>
+        </w:rPr>
+      </w:pPr>
+      <w:r>
+        <w:rPr>
+          <w:lang w:val="es-CR"/>
+        </w:rPr>
         <w:t>Seguir todas las instrucciones: 20 puntos</w:t>
       </w:r>
     </w:p>
     <w:p>
-      <w:r>
+      <w:pPr>
+        <w:rPr>
+          <w:lang w:val="es-CR"/>
+        </w:rPr>
+      </w:pPr>
+      <w:r>
+        <w:rPr>
+          <w:lang w:val="es-CR"/>
+        </w:rPr>
         <w:t>Commits hechos de forma solicitada: 80 puntos</w:t>
       </w:r>
     </w:p>

--- a/PREGUNTA_WENDY.docx
+++ b/PREGUNTA_WENDY.docx
@@ -1,365 +1,61 @@
 
 <file path=word/document.xml><?xml version="1.0" encoding="utf-8"?>
-<w:document xmlns:wpc="http://schemas.microsoft.com/office/word/2010/wordprocessingCanvas" xmlns:cx="http://schemas.microsoft.com/office/drawing/2014/chartex" xmlns:cx1="http://schemas.microsoft.com/office/drawing/2015/9/8/chartex" xmlns:cx2="http://schemas.microsoft.com/office/drawing/2015/10/21/chartex" xmlns:cx3="http://schemas.microsoft.com/office/drawing/2016/5/9/chartex" xmlns:cx4="http://schemas.microsoft.com/office/drawing/2016/5/10/chartex" xmlns:cx5="http://schemas.microsoft.com/office/drawing/2016/5/11/chartex" xmlns:cx6="http://schemas.microsoft.com/office/drawing/2016/5/12/chartex" xmlns:cx7="http://schemas.microsoft.com/office/drawing/2016/5/13/chartex" xmlns:cx8="http://schemas.microsoft.com/office/drawing/2016/5/14/chartex" xmlns:mc="http://schemas.openxmlformats.org/markup-compatibility/2006" xmlns:aink="http://schemas.microsoft.com/office/drawing/2016/ink" xmlns:am3d="http://schemas.microsoft.com/office/drawing/2017/model3d" xmlns:o="urn:schemas-microsoft-com:office:office" xmlns:r="http://schemas.openxmlformats.org/officeDocument/2006/relationships" xmlns:m="http://schemas.openxmlformats.org/officeDocument/2006/math" xmlns:v="urn:schemas-microsoft-com:vml" xmlns:wp14="http://schemas.microsoft.com/office/word/2010/wordprocessingDrawing" xmlns:wp="http://schemas.openxmlformats.org/drawingml/2006/wordprocessingDrawing" xmlns:w10="urn:schemas-microsoft-com:office:word" xmlns:w="http://schemas.openxmlformats.org/wordprocessingml/2006/main" xmlns:w14="http://schemas.microsoft.com/office/word/2010/wordml" xmlns:w15="http://schemas.microsoft.com/office/word/2012/wordml" xmlns:w16cex="http://schemas.microsoft.com/office/word/2018/wordml/cex" xmlns:w16cid="http://schemas.microsoft.com/office/word/2016/wordml/cid" xmlns:w16="http://schemas.microsoft.com/office/word/2018/wordml" xmlns:w16sdtdh="http://schemas.microsoft.com/office/word/2020/wordml/sdtdatahash" xmlns:w16se="http://schemas.microsoft.com/office/word/2015/wordml/symex" xmlns:wpg="http://schemas.microsoft.com/office/word/2010/wordprocessingGroup" xmlns:wpi="http://schemas.microsoft.com/office/word/2010/wordprocessingInk" xmlns:wne="http://schemas.microsoft.com/office/word/2006/wordml" xmlns:wps="http://schemas.microsoft.com/office/word/2010/wordprocessingShape" mc:Ignorable="w14 w15 w16se w16cid w16 w16cex w16sdtdh wp14">
+<w:document xmlns:wpc="http://schemas.microsoft.com/office/word/2010/wordprocessingCanvas" xmlns:cx="http://schemas.microsoft.com/office/drawing/2014/chartex" xmlns:cx1="http://schemas.microsoft.com/office/drawing/2015/9/8/chartex" xmlns:cx2="http://schemas.microsoft.com/office/drawing/2015/10/21/chartex" xmlns:cx3="http://schemas.microsoft.com/office/drawing/2016/5/9/chartex" xmlns:cx4="http://schemas.microsoft.com/office/drawing/2016/5/10/chartex" xmlns:cx5="http://schemas.microsoft.com/office/drawing/2016/5/11/chartex" xmlns:cx6="http://schemas.microsoft.com/office/drawing/2016/5/12/chartex" xmlns:cx7="http://schemas.microsoft.com/office/drawing/2016/5/13/chartex" xmlns:cx8="http://schemas.microsoft.com/office/drawing/2016/5/14/chartex" xmlns:mc="http://schemas.openxmlformats.org/markup-compatibility/2006" xmlns:aink="http://schemas.microsoft.com/office/drawing/2016/ink" xmlns:am3d="http://schemas.microsoft.com/office/drawing/2017/model3d" xmlns:o="urn:schemas-microsoft-com:office:office" xmlns:oel="http://schemas.microsoft.com/office/2019/extlst" xmlns:r="http://schemas.openxmlformats.org/officeDocument/2006/relationships" xmlns:m="http://schemas.openxmlformats.org/officeDocument/2006/math" xmlns:v="urn:schemas-microsoft-com:vml" xmlns:wp14="http://schemas.microsoft.com/office/word/2010/wordprocessingDrawing" xmlns:wp="http://schemas.openxmlformats.org/drawingml/2006/wordprocessingDrawing" xmlns:w10="urn:schemas-microsoft-com:office:word" xmlns:w="http://schemas.openxmlformats.org/wordprocessingml/2006/main" xmlns:w14="http://schemas.microsoft.com/office/word/2010/wordml" xmlns:w15="http://schemas.microsoft.com/office/word/2012/wordml" xmlns:w16cex="http://schemas.microsoft.com/office/word/2018/wordml/cex" xmlns:w16cid="http://schemas.microsoft.com/office/word/2016/wordml/cid" xmlns:w16="http://schemas.microsoft.com/office/word/2018/wordml" xmlns:w16du="http://schemas.microsoft.com/office/word/2023/wordml/word16du" xmlns:w16sdtdh="http://schemas.microsoft.com/office/word/2020/wordml/sdtdatahash" xmlns:w16sdtfl="http://schemas.microsoft.com/office/word/2024/wordml/sdtformatlock" xmlns:w16se="http://schemas.microsoft.com/office/word/2015/wordml/symex" xmlns:wpg="http://schemas.microsoft.com/office/word/2010/wordprocessingGroup" xmlns:wpi="http://schemas.microsoft.com/office/word/2010/wordprocessingInk" xmlns:wne="http://schemas.microsoft.com/office/word/2006/wordml" xmlns:wps="http://schemas.microsoft.com/office/word/2010/wordprocessingShape" mc:Ignorable="w14 w15 w16se w16cid w16 w16cex w16sdtdh w16sdtfl w16du wp14">
   <w:body>
     <w:p>
       <w:pPr>
         <w:rPr>
+          <w:b/>
+          <w:bCs/>
           <w:lang w:val="es-CR"/>
         </w:rPr>
       </w:pPr>
       <w:r>
         <w:rPr>
-          <w:lang w:val="es-CR"/>
-        </w:rPr>
-        <w:t>Consigna</w:t>
-      </w:r>
-    </w:p>
-    <w:p>
-      <w:pPr>
-        <w:rPr>
-          <w:lang w:val="es-CR"/>
-        </w:rPr>
-      </w:pPr>
-    </w:p>
-    <w:p>
-      <w:pPr>
-        <w:rPr>
-          <w:lang w:val="es-CR"/>
-        </w:rPr>
-      </w:pPr>
-      <w:r>
-        <w:rPr>
-          <w:lang w:val="es-CR"/>
-        </w:rPr>
-        <w:t>Actividad: Ejercicio de Github</w:t>
-      </w:r>
-    </w:p>
-    <w:p>
-      <w:pPr>
-        <w:rPr>
-          <w:lang w:val="es-CR"/>
-        </w:rPr>
-      </w:pPr>
-    </w:p>
-    <w:p>
-      <w:pPr>
-        <w:rPr>
-          <w:lang w:val="es-CR"/>
-        </w:rPr>
-      </w:pPr>
-      <w:r>
-        <w:rPr>
-          <w:lang w:val="es-CR"/>
-        </w:rPr>
-        <w:t>Temática:</w:t>
-      </w:r>
-    </w:p>
-    <w:p>
-      <w:pPr>
-        <w:rPr>
-          <w:lang w:val="es-CR"/>
-        </w:rPr>
-      </w:pPr>
-      <w:r>
-        <w:rPr>
-          <w:lang w:val="es-CR"/>
-        </w:rPr>
-        <w:t>Ejercicio de Github</w:t>
-      </w:r>
-    </w:p>
-    <w:p>
-      <w:pPr>
-        <w:rPr>
-          <w:lang w:val="es-CR"/>
-        </w:rPr>
-      </w:pPr>
-    </w:p>
-    <w:p>
-      <w:pPr>
-        <w:rPr>
-          <w:lang w:val="es-CR"/>
-        </w:rPr>
-      </w:pPr>
-      <w:r>
-        <w:rPr>
-          <w:lang w:val="es-CR"/>
-        </w:rPr>
-        <w:t>Instrucciones</w:t>
-      </w:r>
-    </w:p>
-    <w:p>
-      <w:pPr>
-        <w:rPr>
-          <w:lang w:val="es-CR"/>
-        </w:rPr>
-      </w:pPr>
-      <w:r>
-        <w:rPr>
-          <w:lang w:val="es-CR"/>
-        </w:rPr>
-        <w:t>● A continuación, se le comparte las indicaciones para el desarrollo de la</w:t>
-      </w:r>
-    </w:p>
-    <w:p>
-      <w:pPr>
-        <w:rPr>
-          <w:lang w:val="es-CR"/>
-        </w:rPr>
-      </w:pPr>
-      <w:r>
-        <w:rPr>
-          <w:lang w:val="es-CR"/>
-        </w:rPr>
-        <w:t>actividad Ejercicio de Github</w:t>
-      </w:r>
-    </w:p>
-    <w:p>
-      <w:pPr>
-        <w:rPr>
-          <w:lang w:val="es-CR"/>
-        </w:rPr>
-      </w:pPr>
-      <w:r>
-        <w:rPr>
-          <w:lang w:val="es-CR"/>
-        </w:rPr>
-        <w:t>● Esta actividad debe ser entregada:</w:t>
-      </w:r>
-    </w:p>
-    <w:p>
-      <w:pPr>
-        <w:rPr>
-          <w:lang w:val="es-CR"/>
-        </w:rPr>
-      </w:pPr>
-      <w:r>
-        <w:rPr>
-          <w:lang w:val="es-CR"/>
-        </w:rPr>
-        <w:t>○ subiendo a la plataforma Moodle, de forma GRUPAL</w:t>
-      </w:r>
-    </w:p>
-    <w:p>
-      <w:pPr>
-        <w:rPr>
-          <w:lang w:val="es-CR"/>
-        </w:rPr>
-      </w:pPr>
-      <w:r>
-        <w:rPr>
-          <w:lang w:val="es-CR"/>
-        </w:rPr>
-        <w:t>○ archivo en PDF UNICAMENTE con el formato</w:t>
-      </w:r>
-    </w:p>
-    <w:p>
-      <w:pPr>
-        <w:rPr>
-          <w:lang w:val="es-CR"/>
-        </w:rPr>
-      </w:pPr>
-      <w:r>
-        <w:rPr>
-          <w:lang w:val="es-CR"/>
-        </w:rPr>
-        <w:t>EjercicioGithub2025C1.pdf</w:t>
-      </w:r>
-    </w:p>
-    <w:p>
-      <w:pPr>
-        <w:rPr>
-          <w:lang w:val="es-CR"/>
-        </w:rPr>
-      </w:pPr>
-      <w:r>
-        <w:rPr>
-          <w:lang w:val="es-CR"/>
-        </w:rPr>
-        <w:t>○ Nombres de los integrantes del grupo, separados por:</w:t>
-      </w:r>
-    </w:p>
-    <w:p>
-      <w:pPr>
-        <w:rPr>
-          <w:lang w:val="es-CR"/>
-        </w:rPr>
-      </w:pPr>
-    </w:p>
-    <w:p>
-      <w:pPr>
-        <w:rPr>
-          <w:lang w:val="es-CR"/>
-        </w:rPr>
-      </w:pPr>
-      <w:r>
-        <w:rPr>
-          <w:lang w:val="es-CR"/>
-        </w:rPr>
-        <w:t>Asignación</w:t>
-      </w:r>
-    </w:p>
-    <w:p>
-      <w:pPr>
-        <w:rPr>
-          <w:lang w:val="es-CR"/>
-        </w:rPr>
-      </w:pPr>
-    </w:p>
-    <w:p>
-      <w:pPr>
-        <w:rPr>
-          <w:lang w:val="es-CR"/>
-        </w:rPr>
-      </w:pPr>
-      <w:r>
-        <w:rPr>
-          <w:lang w:val="es-CR"/>
-        </w:rPr>
-        <w:t>Los grupos se separan en 4 integrantes cada uno. Responder las preguntas, una</w:t>
-      </w:r>
-    </w:p>
-    <w:p>
-      <w:pPr>
-        <w:rPr>
-          <w:lang w:val="es-CR"/>
-        </w:rPr>
-      </w:pPr>
-      <w:r>
-        <w:rPr>
-          <w:lang w:val="es-CR"/>
-        </w:rPr>
-        <w:t>por integrante. Cada integrante debe incorporar su respuesta al repositorio de</w:t>
-      </w:r>
-    </w:p>
-    <w:p>
-      <w:pPr>
-        <w:rPr>
-          <w:lang w:val="es-CR"/>
-        </w:rPr>
-      </w:pPr>
-      <w:r>
-        <w:rPr>
-          <w:lang w:val="es-CR"/>
-        </w:rPr>
-        <w:t>trabajo colaborativo donde están trabajando, creando primero un branch desde el</w:t>
-      </w:r>
-    </w:p>
-    <w:p>
-      <w:pPr>
-        <w:rPr>
-          <w:lang w:val="es-CR"/>
-        </w:rPr>
-      </w:pPr>
-      <w:r>
-        <w:rPr>
-          <w:lang w:val="es-CR"/>
-        </w:rPr>
-        <w:t>branch principal de trabajo, haciendo un commit de la respuesta sobre ese branch,</w:t>
-      </w:r>
-    </w:p>
-    <w:p>
-      <w:pPr>
-        <w:rPr>
-          <w:lang w:val="es-CR"/>
-        </w:rPr>
-      </w:pPr>
-      <w:r>
-        <w:rPr>
-          <w:lang w:val="es-CR"/>
-        </w:rPr>
-        <w:t>para finalmente, integrar sus respuestas vía Pull Request al branch principal del</w:t>
-      </w:r>
-    </w:p>
-    <w:p>
-      <w:pPr>
-        <w:rPr>
-          <w:lang w:val="es-CR"/>
-        </w:rPr>
-      </w:pPr>
-      <w:r>
-        <w:rPr>
-          <w:lang w:val="es-CR"/>
-        </w:rPr>
-        <w:t>repositorio.</w:t>
-      </w:r>
-    </w:p>
-    <w:p>
-      <w:pPr>
-        <w:rPr>
-          <w:lang w:val="es-CR"/>
-        </w:rPr>
-      </w:pPr>
-    </w:p>
-    <w:p>
-      <w:pPr>
-        <w:rPr>
-          <w:lang w:val="es-CR"/>
-        </w:rPr>
-      </w:pPr>
-      <w:r>
-        <w:rPr>
-          <w:lang w:val="es-CR"/>
-        </w:rPr>
-        <w:t>Las preguntas están basadas en la lectura de la semana pasada de tarea:</w:t>
-      </w:r>
-    </w:p>
-    <w:p>
-      <w:pPr>
-        <w:rPr>
-          <w:lang w:val="es-CR"/>
-        </w:rPr>
-      </w:pPr>
-    </w:p>
-    <w:p>
-      <w:pPr>
-        <w:rPr>
-          <w:lang w:val="es-CR"/>
-        </w:rPr>
-      </w:pPr>
-      <w:r>
-        <w:rPr>
-          <w:lang w:val="es-CR"/>
-        </w:rPr>
-        <w:t xml:space="preserve">1. </w:t>
-      </w:r>
-      <w:r>
-        <w:rPr>
+          <w:b/>
+          <w:bCs/>
           <w:lang w:val="es-CR"/>
         </w:rPr>
         <w:t xml:space="preserve">WENDY </w:t>
       </w:r>
       <w:r>
         <w:rPr>
+          <w:b/>
+          <w:bCs/>
           <w:lang w:val="es-CR"/>
         </w:rPr>
         <w:t>Explique las principales diferencias entre un producto de software genérico y</w:t>
       </w:r>
-    </w:p>
-    <w:p>
-      <w:pPr>
-        <w:rPr>
-          <w:lang w:val="es-CR"/>
-        </w:rPr>
-      </w:pPr>
       <w:r>
         <w:rPr>
+          <w:b/>
+          <w:bCs/>
+          <w:lang w:val="es-CR"/>
+        </w:rPr>
+        <w:t xml:space="preserve"> </w:t>
+      </w:r>
+      <w:r>
+        <w:rPr>
+          <w:b/>
+          <w:bCs/>
           <w:lang w:val="es-CR"/>
         </w:rPr>
         <w:t>un software personalizado, destacando sus implicaciones en la gestión y el</w:t>
       </w:r>
-    </w:p>
-    <w:p>
-      <w:pPr>
-        <w:rPr>
-          <w:lang w:val="es-CR"/>
-        </w:rPr>
-      </w:pPr>
       <w:r>
         <w:rPr>
-          <w:lang w:val="es-CR"/>
-        </w:rPr>
-        <w:lastRenderedPageBreak/>
+          <w:b/>
+          <w:bCs/>
+          <w:lang w:val="es-CR"/>
+        </w:rPr>
+        <w:t xml:space="preserve"> </w:t>
+      </w:r>
+      <w:r>
+        <w:rPr>
+          <w:b/>
+          <w:bCs/>
+          <w:lang w:val="es-CR"/>
+        </w:rPr>
         <w:t>desarrollo.</w:t>
       </w:r>
     </w:p>
@@ -369,24 +65,6 @@
           <w:lang w:val="es-CR"/>
         </w:rPr>
       </w:pPr>
-      <w:r>
-        <w:rPr>
-          <w:lang w:val="es-CR"/>
-        </w:rPr>
-        <w:t xml:space="preserve">2. </w:t>
-      </w:r>
-      <w:r>
-        <w:rPr>
-          <w:lang w:val="es-CR"/>
-        </w:rPr>
-        <w:t xml:space="preserve">MACIEL </w:t>
-      </w:r>
-      <w:r>
-        <w:rPr>
-          <w:lang w:val="es-CR"/>
-        </w:rPr>
-        <w:t>Describa los cuatro atributos importantes que debe tener todo producto de</w:t>
-      </w:r>
     </w:p>
     <w:p>
       <w:pPr>
@@ -398,185 +76,7 @@
         <w:rPr>
           <w:lang w:val="es-CR"/>
         </w:rPr>
-        <w:t>software. Sugiera además cuatro atributos adicionales que podrían ser</w:t>
-      </w:r>
-    </w:p>
-    <w:p>
-      <w:pPr>
-        <w:rPr>
-          <w:lang w:val="es-CR"/>
-        </w:rPr>
-      </w:pPr>
-      <w:r>
-        <w:rPr>
-          <w:lang w:val="es-CR"/>
-        </w:rPr>
-        <w:t>significativos para productos específicos.</w:t>
-      </w:r>
-    </w:p>
-    <w:p>
-      <w:pPr>
-        <w:rPr>
-          <w:lang w:val="es-CR"/>
-        </w:rPr>
-      </w:pPr>
-      <w:r>
-        <w:rPr>
-          <w:lang w:val="es-CR"/>
-        </w:rPr>
-        <w:t>3.</w:t>
-      </w:r>
-      <w:r>
-        <w:rPr>
-          <w:lang w:val="es-CR"/>
-        </w:rPr>
-        <w:t>RICARDO</w:t>
-      </w:r>
-      <w:r>
-        <w:rPr>
-          <w:lang w:val="es-CR"/>
-        </w:rPr>
-        <w:t xml:space="preserve"> Analice por qué los costos de pruebas de software son particularmente altos</w:t>
-      </w:r>
-    </w:p>
-    <w:p>
-      <w:pPr>
-        <w:rPr>
-          <w:lang w:val="es-CR"/>
-        </w:rPr>
-      </w:pPr>
-      <w:r>
-        <w:rPr>
-          <w:lang w:val="es-CR"/>
-        </w:rPr>
-        <w:t>en productos genéricos destinados a un mercado amplio y cómo esto influye</w:t>
-      </w:r>
-    </w:p>
-    <w:p>
-      <w:pPr>
-        <w:rPr>
-          <w:lang w:val="es-CR"/>
-        </w:rPr>
-      </w:pPr>
-      <w:r>
-        <w:rPr>
-          <w:lang w:val="es-CR"/>
-        </w:rPr>
-        <w:t>en su desarrollo.</w:t>
-      </w:r>
-    </w:p>
-    <w:p>
-      <w:pPr>
-        <w:rPr>
-          <w:lang w:val="es-CR"/>
-        </w:rPr>
-      </w:pPr>
-      <w:r>
-        <w:rPr>
-          <w:lang w:val="es-CR"/>
-        </w:rPr>
-        <w:t xml:space="preserve">4. </w:t>
-      </w:r>
-      <w:r>
-        <w:rPr>
-          <w:lang w:val="es-CR"/>
-        </w:rPr>
-        <w:t xml:space="preserve">JOSE </w:t>
-      </w:r>
-      <w:r>
-        <w:rPr>
-          <w:lang w:val="es-CR"/>
-        </w:rPr>
-        <w:t>Reflexione sobre la ética involucrada en el desarrollo de sistemas de vigilancia</w:t>
-      </w:r>
-    </w:p>
-    <w:p>
-      <w:pPr>
-        <w:rPr>
-          <w:lang w:val="es-CR"/>
-        </w:rPr>
-      </w:pPr>
-      <w:r>
-        <w:rPr>
-          <w:lang w:val="es-CR"/>
-        </w:rPr>
-        <w:t>que rastrean las acciones de los ciudadanos para combatir el terrorismo.</w:t>
-      </w:r>
-    </w:p>
-    <w:p>
-      <w:pPr>
-        <w:rPr>
-          <w:lang w:val="es-CR"/>
-        </w:rPr>
-      </w:pPr>
-      <w:r>
-        <w:rPr>
-          <w:lang w:val="es-CR"/>
-        </w:rPr>
-        <w:t>Discuta las implicaciones sobre la privacidad.</w:t>
-      </w:r>
-      <w:r>
-        <w:rPr>
-          <w:lang w:val="es-CR"/>
-        </w:rPr>
-        <w:t xml:space="preserve"> </w:t>
-      </w:r>
-    </w:p>
-    <w:p>
-      <w:pPr>
-        <w:rPr>
-          <w:lang w:val="es-CR"/>
-        </w:rPr>
-      </w:pPr>
-      <w:r>
-        <w:rPr>
-          <w:lang w:val="es-CR"/>
-        </w:rPr>
-        <w:t>Puntuación:</w:t>
-      </w:r>
-    </w:p>
-    <w:p>
-      <w:pPr>
-        <w:rPr>
-          <w:lang w:val="es-CR"/>
-        </w:rPr>
-      </w:pPr>
-      <w:r>
-        <w:rPr>
-          <w:lang w:val="es-CR"/>
-        </w:rPr>
-        <w:t>Esta actividad será evaluada por medio de la siguiente rúbrica:</w:t>
-      </w:r>
-    </w:p>
-    <w:p>
-      <w:pPr>
-        <w:rPr>
-          <w:lang w:val="es-CR"/>
-        </w:rPr>
-      </w:pPr>
-      <w:r>
-        <w:rPr>
-          <w:lang w:val="es-CR"/>
-        </w:rPr>
-        <w:t>Seguir todas las instrucciones: 20 puntos</w:t>
-      </w:r>
-    </w:p>
-    <w:p>
-      <w:pPr>
-        <w:rPr>
-          <w:lang w:val="es-CR"/>
-        </w:rPr>
-      </w:pPr>
-      <w:r>
-        <w:rPr>
-          <w:lang w:val="es-CR"/>
-        </w:rPr>
-        <w:t>Commits hechos de forma solicitada: 80 puntos</w:t>
-      </w:r>
-    </w:p>
-    <w:p>
-      <w:r>
-        <w:t>Total: 100 puntos</w:t>
+        <w:t xml:space="preserve">Los sistemas genéricos son sistemas aislados producidos por una organización de desarrollo y que se venden al mercado abierto a cualquier cliente que le sea posible comprarlos. Mientras que uno personalizado son sistemas requeridos por un cliente en particular. </w:t>
       </w:r>
     </w:p>
     <w:sectPr>
@@ -590,7 +90,7 @@
 </file>
 
 <file path=word/styles.xml><?xml version="1.0" encoding="utf-8"?>
-<w:styles xmlns:mc="http://schemas.openxmlformats.org/markup-compatibility/2006" xmlns:r="http://schemas.openxmlformats.org/officeDocument/2006/relationships" xmlns:w="http://schemas.openxmlformats.org/wordprocessingml/2006/main" xmlns:w14="http://schemas.microsoft.com/office/word/2010/wordml" xmlns:w15="http://schemas.microsoft.com/office/word/2012/wordml" xmlns:w16cex="http://schemas.microsoft.com/office/word/2018/wordml/cex" xmlns:w16cid="http://schemas.microsoft.com/office/word/2016/wordml/cid" xmlns:w16="http://schemas.microsoft.com/office/word/2018/wordml" xmlns:w16sdtdh="http://schemas.microsoft.com/office/word/2020/wordml/sdtdatahash" xmlns:w16se="http://schemas.microsoft.com/office/word/2015/wordml/symex" mc:Ignorable="w14 w15 w16se w16cid w16 w16cex w16sdtdh">
+<w:styles xmlns:mc="http://schemas.openxmlformats.org/markup-compatibility/2006" xmlns:r="http://schemas.openxmlformats.org/officeDocument/2006/relationships" xmlns:w="http://schemas.openxmlformats.org/wordprocessingml/2006/main" xmlns:w14="http://schemas.microsoft.com/office/word/2010/wordml" xmlns:w15="http://schemas.microsoft.com/office/word/2012/wordml" xmlns:w16cex="http://schemas.microsoft.com/office/word/2018/wordml/cex" xmlns:w16cid="http://schemas.microsoft.com/office/word/2016/wordml/cid" xmlns:w16="http://schemas.microsoft.com/office/word/2018/wordml" xmlns:w16du="http://schemas.microsoft.com/office/word/2023/wordml/word16du" xmlns:w16sdtdh="http://schemas.microsoft.com/office/word/2020/wordml/sdtdatahash" xmlns:w16sdtfl="http://schemas.microsoft.com/office/word/2024/wordml/sdtformatlock" xmlns:w16se="http://schemas.microsoft.com/office/word/2015/wordml/symex" mc:Ignorable="w14 w15 w16se w16cid w16 w16cex w16sdtdh w16sdtfl w16du">
   <w:docDefaults>
     <w:rPrDefault>
       <w:rPr>
@@ -988,13 +488,13 @@
     <w:name w:val="Normal"/>
     <w:qFormat/>
   </w:style>
-  <w:style w:type="character" w:default="1" w:styleId="Fuentedeprrafopredeter">
+  <w:style w:type="character" w:default="1" w:styleId="DefaultParagraphFont">
     <w:name w:val="Default Paragraph Font"/>
     <w:uiPriority w:val="1"/>
     <w:semiHidden/>
     <w:unhideWhenUsed/>
   </w:style>
-  <w:style w:type="table" w:default="1" w:styleId="Tablanormal">
+  <w:style w:type="table" w:default="1" w:styleId="TableNormal">
     <w:name w:val="Normal Table"/>
     <w:uiPriority w:val="99"/>
     <w:semiHidden/>
@@ -1009,7 +509,7 @@
       </w:tblCellMar>
     </w:tblPr>
   </w:style>
-  <w:style w:type="numbering" w:default="1" w:styleId="Sinlista">
+  <w:style w:type="numbering" w:default="1" w:styleId="NoList">
     <w:name w:val="No List"/>
     <w:uiPriority w:val="99"/>
     <w:semiHidden/>

--- a/PREGUNTA_WENDY.docx
+++ b/PREGUNTA_WENDY.docx
@@ -1,583 +1,168 @@
 
 <file path=word/document.xml><?xml version="1.0" encoding="utf-8"?>
-<w:document xmlns:wpc="http://schemas.microsoft.com/office/word/2010/wordprocessingCanvas" xmlns:cx="http://schemas.microsoft.com/office/drawing/2014/chartex" xmlns:cx1="http://schemas.microsoft.com/office/drawing/2015/9/8/chartex" xmlns:cx2="http://schemas.microsoft.com/office/drawing/2015/10/21/chartex" xmlns:cx3="http://schemas.microsoft.com/office/drawing/2016/5/9/chartex" xmlns:cx4="http://schemas.microsoft.com/office/drawing/2016/5/10/chartex" xmlns:cx5="http://schemas.microsoft.com/office/drawing/2016/5/11/chartex" xmlns:cx6="http://schemas.microsoft.com/office/drawing/2016/5/12/chartex" xmlns:cx7="http://schemas.microsoft.com/office/drawing/2016/5/13/chartex" xmlns:cx8="http://schemas.microsoft.com/office/drawing/2016/5/14/chartex" xmlns:mc="http://schemas.openxmlformats.org/markup-compatibility/2006" xmlns:aink="http://schemas.microsoft.com/office/drawing/2016/ink" xmlns:am3d="http://schemas.microsoft.com/office/drawing/2017/model3d" xmlns:o="urn:schemas-microsoft-com:office:office" xmlns:r="http://schemas.openxmlformats.org/officeDocument/2006/relationships" xmlns:m="http://schemas.openxmlformats.org/officeDocument/2006/math" xmlns:v="urn:schemas-microsoft-com:vml" xmlns:wp14="http://schemas.microsoft.com/office/word/2010/wordprocessingDrawing" xmlns:wp="http://schemas.openxmlformats.org/drawingml/2006/wordprocessingDrawing" xmlns:w10="urn:schemas-microsoft-com:office:word" xmlns:w="http://schemas.openxmlformats.org/wordprocessingml/2006/main" xmlns:w14="http://schemas.microsoft.com/office/word/2010/wordml" xmlns:w15="http://schemas.microsoft.com/office/word/2012/wordml" xmlns:w16cex="http://schemas.microsoft.com/office/word/2018/wordml/cex" xmlns:w16cid="http://schemas.microsoft.com/office/word/2016/wordml/cid" xmlns:w16="http://schemas.microsoft.com/office/word/2018/wordml" xmlns:w16sdtdh="http://schemas.microsoft.com/office/word/2020/wordml/sdtdatahash" xmlns:w16se="http://schemas.microsoft.com/office/word/2015/wordml/symex" xmlns:wpg="http://schemas.microsoft.com/office/word/2010/wordprocessingGroup" xmlns:wpi="http://schemas.microsoft.com/office/word/2010/wordprocessingInk" xmlns:wne="http://schemas.microsoft.com/office/word/2006/wordml" xmlns:wps="http://schemas.microsoft.com/office/word/2010/wordprocessingShape" mc:Ignorable="w14 w15 w16se w16cid w16 w16cex w16sdtdh wp14">
+<w:document xmlns:wpc="http://schemas.microsoft.com/office/word/2010/wordprocessingCanvas" xmlns:cx="http://schemas.microsoft.com/office/drawing/2014/chartex" xmlns:cx1="http://schemas.microsoft.com/office/drawing/2015/9/8/chartex" xmlns:cx2="http://schemas.microsoft.com/office/drawing/2015/10/21/chartex" xmlns:cx3="http://schemas.microsoft.com/office/drawing/2016/5/9/chartex" xmlns:cx4="http://schemas.microsoft.com/office/drawing/2016/5/10/chartex" xmlns:cx5="http://schemas.microsoft.com/office/drawing/2016/5/11/chartex" xmlns:cx6="http://schemas.microsoft.com/office/drawing/2016/5/12/chartex" xmlns:cx7="http://schemas.microsoft.com/office/drawing/2016/5/13/chartex" xmlns:cx8="http://schemas.microsoft.com/office/drawing/2016/5/14/chartex" xmlns:mc="http://schemas.openxmlformats.org/markup-compatibility/2006" xmlns:aink="http://schemas.microsoft.com/office/drawing/2016/ink" xmlns:am3d="http://schemas.microsoft.com/office/drawing/2017/model3d" xmlns:o="urn:schemas-microsoft-com:office:office" xmlns:oel="http://schemas.microsoft.com/office/2019/extlst" xmlns:r="http://schemas.openxmlformats.org/officeDocument/2006/relationships" xmlns:m="http://schemas.openxmlformats.org/officeDocument/2006/math" xmlns:v="urn:schemas-microsoft-com:vml" xmlns:wp14="http://schemas.microsoft.com/office/word/2010/wordprocessingDrawing" xmlns:wp="http://schemas.openxmlformats.org/drawingml/2006/wordprocessingDrawing" xmlns:w10="urn:schemas-microsoft-com:office:word" xmlns:w="http://schemas.openxmlformats.org/wordprocessingml/2006/main" xmlns:w14="http://schemas.microsoft.com/office/word/2010/wordml" xmlns:w15="http://schemas.microsoft.com/office/word/2012/wordml" xmlns:w16cex="http://schemas.microsoft.com/office/word/2018/wordml/cex" xmlns:w16cid="http://schemas.microsoft.com/office/word/2016/wordml/cid" xmlns:w16="http://schemas.microsoft.com/office/word/2018/wordml" xmlns:w16du="http://schemas.microsoft.com/office/word/2023/wordml/word16du" xmlns:w16sdtdh="http://schemas.microsoft.com/office/word/2020/wordml/sdtdatahash" xmlns:w16sdtfl="http://schemas.microsoft.com/office/word/2024/wordml/sdtformatlock" xmlns:w16se="http://schemas.microsoft.com/office/word/2015/wordml/symex" xmlns:wpg="http://schemas.microsoft.com/office/word/2010/wordprocessingGroup" xmlns:wpi="http://schemas.microsoft.com/office/word/2010/wordprocessingInk" xmlns:wne="http://schemas.microsoft.com/office/word/2006/wordml" xmlns:wps="http://schemas.microsoft.com/office/word/2010/wordprocessingShape" mc:Ignorable="w14 w15 w16se w16cid w16 w16cex w16sdtdh w16sdtfl w16du wp14">
   <w:body>
     <w:p>
       <w:pPr>
         <w:rPr>
-          <w:lang w:val="es-CR"/>
-        </w:rPr>
-      </w:pPr>
-      <w:r>
-        <w:rPr>
-          <w:lang w:val="es-CR"/>
-        </w:rPr>
-        <w:t>Consigna</w:t>
+          <w:sz w:val="32"/>
+          <w:szCs w:val="32"/>
+          <w:lang w:val="es-CR"/>
+        </w:rPr>
+      </w:pPr>
+      <w:r>
+        <w:rPr>
+          <w:sz w:val="32"/>
+          <w:szCs w:val="32"/>
+          <w:lang w:val="es-CR"/>
+        </w:rPr>
+        <w:t>Analice por qué los costos de pruebas de software son particularmente alto</w:t>
+      </w:r>
+      <w:r>
+        <w:rPr>
+          <w:sz w:val="32"/>
+          <w:szCs w:val="32"/>
+          <w:lang w:val="es-CR"/>
+        </w:rPr>
+        <w:t xml:space="preserve">s </w:t>
+      </w:r>
+      <w:r>
+        <w:rPr>
+          <w:sz w:val="32"/>
+          <w:szCs w:val="32"/>
+          <w:lang w:val="es-CR"/>
+        </w:rPr>
+        <w:t>en productos genéricos destinados a un mercado amplio y cómo esto influy</w:t>
+      </w:r>
+      <w:r>
+        <w:rPr>
+          <w:sz w:val="32"/>
+          <w:szCs w:val="32"/>
+          <w:lang w:val="es-CR"/>
+        </w:rPr>
+        <w:t xml:space="preserve">en </w:t>
+      </w:r>
+      <w:r>
+        <w:rPr>
+          <w:sz w:val="32"/>
+          <w:szCs w:val="32"/>
+          <w:lang w:val="es-CR"/>
+        </w:rPr>
+        <w:t>en su desarrollo.</w:t>
       </w:r>
     </w:p>
     <w:p>
       <w:pPr>
-        <w:rPr>
-          <w:lang w:val="es-CR"/>
-        </w:rPr>
-      </w:pPr>
+        <w:pStyle w:val="Prrafodelista"/>
+        <w:numPr>
+          <w:ilvl w:val="0"/>
+          <w:numId w:val="2"/>
+        </w:numPr>
+        <w:rPr>
+          <w:sz w:val="32"/>
+          <w:szCs w:val="32"/>
+          <w:lang w:val="es-CR"/>
+        </w:rPr>
+      </w:pPr>
+      <w:r>
+        <w:rPr>
+          <w:b/>
+          <w:bCs/>
+          <w:sz w:val="32"/>
+          <w:szCs w:val="32"/>
+          <w:lang w:val="es-CR"/>
+        </w:rPr>
+        <w:t>L</w:t>
+      </w:r>
+      <w:r>
+        <w:rPr>
+          <w:b/>
+          <w:bCs/>
+          <w:sz w:val="32"/>
+          <w:szCs w:val="32"/>
+          <w:lang w:val="es-CR"/>
+        </w:rPr>
+        <w:t xml:space="preserve">os costos de software en productos genéricos para mercados amplios son altos porque estos productos deben funcionar bien en una variedad de entornos, sistemas y condiciones que </w:t>
+      </w:r>
+      <w:r>
+        <w:rPr>
+          <w:b/>
+          <w:bCs/>
+          <w:sz w:val="32"/>
+          <w:szCs w:val="32"/>
+          <w:lang w:val="es-CR"/>
+        </w:rPr>
+        <w:t>generalmente</w:t>
+      </w:r>
+      <w:r>
+        <w:rPr>
+          <w:b/>
+          <w:bCs/>
+          <w:sz w:val="32"/>
+          <w:szCs w:val="32"/>
+          <w:lang w:val="es-CR"/>
+        </w:rPr>
+        <w:t xml:space="preserve"> son </w:t>
+      </w:r>
+      <w:r>
+        <w:rPr>
+          <w:b/>
+          <w:bCs/>
+          <w:sz w:val="32"/>
+          <w:szCs w:val="32"/>
+          <w:lang w:val="es-CR"/>
+        </w:rPr>
+        <w:t xml:space="preserve">poco </w:t>
+      </w:r>
+      <w:r>
+        <w:rPr>
+          <w:b/>
+          <w:bCs/>
+          <w:sz w:val="32"/>
+          <w:szCs w:val="32"/>
+          <w:lang w:val="es-CR"/>
+        </w:rPr>
+        <w:t>predecibles</w:t>
+      </w:r>
+      <w:r>
+        <w:rPr>
+          <w:b/>
+          <w:bCs/>
+          <w:sz w:val="32"/>
+          <w:szCs w:val="32"/>
+          <w:lang w:val="es-CR"/>
+        </w:rPr>
+        <w:t xml:space="preserve">, y esto permite que se desarrolle </w:t>
+      </w:r>
+      <w:r>
+        <w:rPr>
+          <w:b/>
+          <w:bCs/>
+          <w:sz w:val="32"/>
+          <w:szCs w:val="32"/>
+          <w:lang w:val="es-CR"/>
+        </w:rPr>
+        <w:t xml:space="preserve">al requerir </w:t>
+      </w:r>
+      <w:r>
+        <w:rPr>
+          <w:b/>
+          <w:bCs/>
+          <w:sz w:val="32"/>
+          <w:szCs w:val="32"/>
+          <w:lang w:val="es-CR"/>
+        </w:rPr>
+        <w:t>dedicar más tiempo y recursos a la fase de pruebas.</w:t>
+      </w:r>
     </w:p>
     <w:p>
       <w:pPr>
         <w:rPr>
-          <w:lang w:val="es-CR"/>
-        </w:rPr>
-      </w:pPr>
-      <w:r>
-        <w:rPr>
-          <w:lang w:val="es-CR"/>
-        </w:rPr>
-        <w:t>Actividad: Ejercicio de Github</w:t>
-      </w:r>
-    </w:p>
-    <w:p>
-      <w:pPr>
-        <w:rPr>
-          <w:lang w:val="es-CR"/>
-        </w:rPr>
-      </w:pPr>
-    </w:p>
-    <w:p>
-      <w:pPr>
-        <w:rPr>
-          <w:lang w:val="es-CR"/>
-        </w:rPr>
-      </w:pPr>
-      <w:r>
-        <w:rPr>
-          <w:lang w:val="es-CR"/>
-        </w:rPr>
-        <w:t>Temática:</w:t>
-      </w:r>
-    </w:p>
-    <w:p>
-      <w:pPr>
-        <w:rPr>
-          <w:lang w:val="es-CR"/>
-        </w:rPr>
-      </w:pPr>
-      <w:r>
-        <w:rPr>
-          <w:lang w:val="es-CR"/>
-        </w:rPr>
-        <w:t>Ejercicio de Github</w:t>
-      </w:r>
-    </w:p>
-    <w:p>
-      <w:pPr>
-        <w:rPr>
-          <w:lang w:val="es-CR"/>
-        </w:rPr>
-      </w:pPr>
-    </w:p>
-    <w:p>
-      <w:pPr>
-        <w:rPr>
-          <w:lang w:val="es-CR"/>
-        </w:rPr>
-      </w:pPr>
-      <w:r>
-        <w:rPr>
-          <w:lang w:val="es-CR"/>
-        </w:rPr>
-        <w:t>Instrucciones</w:t>
-      </w:r>
-    </w:p>
-    <w:p>
-      <w:pPr>
-        <w:rPr>
-          <w:lang w:val="es-CR"/>
-        </w:rPr>
-      </w:pPr>
-      <w:r>
-        <w:rPr>
-          <w:lang w:val="es-CR"/>
-        </w:rPr>
-        <w:t>● A continuación, se le comparte las indicaciones para el desarrollo de la</w:t>
-      </w:r>
-    </w:p>
-    <w:p>
-      <w:pPr>
-        <w:rPr>
-          <w:lang w:val="es-CR"/>
-        </w:rPr>
-      </w:pPr>
-      <w:r>
-        <w:rPr>
-          <w:lang w:val="es-CR"/>
-        </w:rPr>
-        <w:t>actividad Ejercicio de Github</w:t>
-      </w:r>
-    </w:p>
-    <w:p>
-      <w:pPr>
-        <w:rPr>
-          <w:lang w:val="es-CR"/>
-        </w:rPr>
-      </w:pPr>
-      <w:r>
-        <w:rPr>
-          <w:lang w:val="es-CR"/>
-        </w:rPr>
-        <w:t>● Esta actividad debe ser entregada:</w:t>
-      </w:r>
-    </w:p>
-    <w:p>
-      <w:pPr>
-        <w:rPr>
-          <w:lang w:val="es-CR"/>
-        </w:rPr>
-      </w:pPr>
-      <w:r>
-        <w:rPr>
-          <w:lang w:val="es-CR"/>
-        </w:rPr>
-        <w:t>○ subiendo a la plataforma Moodle, de forma GRUPAL</w:t>
-      </w:r>
-    </w:p>
-    <w:p>
-      <w:pPr>
-        <w:rPr>
-          <w:lang w:val="es-CR"/>
-        </w:rPr>
-      </w:pPr>
-      <w:r>
-        <w:rPr>
-          <w:lang w:val="es-CR"/>
-        </w:rPr>
-        <w:t>○ archivo en PDF UNICAMENTE con el formato</w:t>
-      </w:r>
-    </w:p>
-    <w:p>
-      <w:pPr>
-        <w:rPr>
-          <w:lang w:val="es-CR"/>
-        </w:rPr>
-      </w:pPr>
-      <w:r>
-        <w:rPr>
-          <w:lang w:val="es-CR"/>
-        </w:rPr>
-        <w:t>EjercicioGithub2025C1.pdf</w:t>
-      </w:r>
-    </w:p>
-    <w:p>
-      <w:pPr>
-        <w:rPr>
-          <w:lang w:val="es-CR"/>
-        </w:rPr>
-      </w:pPr>
-      <w:r>
-        <w:rPr>
-          <w:lang w:val="es-CR"/>
-        </w:rPr>
-        <w:t>○ Nombres de los integrantes del grupo, separados por:</w:t>
-      </w:r>
-    </w:p>
-    <w:p>
-      <w:pPr>
-        <w:rPr>
-          <w:lang w:val="es-CR"/>
-        </w:rPr>
-      </w:pPr>
-    </w:p>
-    <w:p>
-      <w:pPr>
-        <w:rPr>
-          <w:lang w:val="es-CR"/>
-        </w:rPr>
-      </w:pPr>
-      <w:r>
-        <w:rPr>
-          <w:lang w:val="es-CR"/>
-        </w:rPr>
-        <w:t>Asignación</w:t>
-      </w:r>
-    </w:p>
-    <w:p>
-      <w:pPr>
-        <w:rPr>
-          <w:lang w:val="es-CR"/>
-        </w:rPr>
-      </w:pPr>
-    </w:p>
-    <w:p>
-      <w:pPr>
-        <w:rPr>
-          <w:lang w:val="es-CR"/>
-        </w:rPr>
-      </w:pPr>
-      <w:r>
-        <w:rPr>
-          <w:lang w:val="es-CR"/>
-        </w:rPr>
-        <w:t>Los grupos se separan en 4 integrantes cada uno. Responder las preguntas, una</w:t>
-      </w:r>
-    </w:p>
-    <w:p>
-      <w:pPr>
-        <w:rPr>
-          <w:lang w:val="es-CR"/>
-        </w:rPr>
-      </w:pPr>
-      <w:r>
-        <w:rPr>
-          <w:lang w:val="es-CR"/>
-        </w:rPr>
-        <w:t>por integrante. Cada integrante debe incorporar su respuesta al repositorio de</w:t>
-      </w:r>
-    </w:p>
-    <w:p>
-      <w:pPr>
-        <w:rPr>
-          <w:lang w:val="es-CR"/>
-        </w:rPr>
-      </w:pPr>
-      <w:r>
-        <w:rPr>
-          <w:lang w:val="es-CR"/>
-        </w:rPr>
-        <w:t>trabajo colaborativo donde están trabajando, creando primero un branch desde el</w:t>
-      </w:r>
-    </w:p>
-    <w:p>
-      <w:pPr>
-        <w:rPr>
-          <w:lang w:val="es-CR"/>
-        </w:rPr>
-      </w:pPr>
-      <w:r>
-        <w:rPr>
-          <w:lang w:val="es-CR"/>
-        </w:rPr>
-        <w:t>branch principal de trabajo, haciendo un commit de la respuesta sobre ese branch,</w:t>
-      </w:r>
-    </w:p>
-    <w:p>
-      <w:pPr>
-        <w:rPr>
-          <w:lang w:val="es-CR"/>
-        </w:rPr>
-      </w:pPr>
-      <w:r>
-        <w:rPr>
-          <w:lang w:val="es-CR"/>
-        </w:rPr>
-        <w:t>para finalmente, integrar sus respuestas vía Pull Request al branch principal del</w:t>
-      </w:r>
-    </w:p>
-    <w:p>
-      <w:pPr>
-        <w:rPr>
-          <w:lang w:val="es-CR"/>
-        </w:rPr>
-      </w:pPr>
-      <w:r>
-        <w:rPr>
-          <w:lang w:val="es-CR"/>
-        </w:rPr>
-        <w:t>repositorio.</w:t>
-      </w:r>
-    </w:p>
-    <w:p>
-      <w:pPr>
-        <w:rPr>
-          <w:lang w:val="es-CR"/>
-        </w:rPr>
-      </w:pPr>
-    </w:p>
-    <w:p>
-      <w:pPr>
-        <w:rPr>
-          <w:lang w:val="es-CR"/>
-        </w:rPr>
-      </w:pPr>
-      <w:r>
-        <w:rPr>
-          <w:lang w:val="es-CR"/>
-        </w:rPr>
-        <w:t>Las preguntas están basadas en la lectura de la semana pasada de tarea:</w:t>
-      </w:r>
-    </w:p>
-    <w:p>
-      <w:pPr>
-        <w:rPr>
-          <w:lang w:val="es-CR"/>
-        </w:rPr>
-      </w:pPr>
-    </w:p>
-    <w:p>
-      <w:pPr>
-        <w:rPr>
-          <w:lang w:val="es-CR"/>
-        </w:rPr>
-      </w:pPr>
-      <w:r>
-        <w:rPr>
-          <w:lang w:val="es-CR"/>
-        </w:rPr>
-        <w:t xml:space="preserve">1. </w:t>
-      </w:r>
-      <w:r>
-        <w:rPr>
-          <w:lang w:val="es-CR"/>
-        </w:rPr>
-        <w:t xml:space="preserve">WENDY </w:t>
-      </w:r>
-      <w:r>
-        <w:rPr>
-          <w:lang w:val="es-CR"/>
-        </w:rPr>
-        <w:t>Explique las principales diferencias entre un producto de software genérico y</w:t>
-      </w:r>
-    </w:p>
-    <w:p>
-      <w:pPr>
-        <w:rPr>
-          <w:lang w:val="es-CR"/>
-        </w:rPr>
-      </w:pPr>
-      <w:r>
-        <w:rPr>
-          <w:lang w:val="es-CR"/>
-        </w:rPr>
-        <w:t>un software personalizado, destacando sus implicaciones en la gestión y el</w:t>
-      </w:r>
-    </w:p>
-    <w:p>
-      <w:pPr>
-        <w:rPr>
-          <w:lang w:val="es-CR"/>
-        </w:rPr>
-      </w:pPr>
-      <w:r>
-        <w:rPr>
-          <w:lang w:val="es-CR"/>
-        </w:rPr>
-        <w:lastRenderedPageBreak/>
-        <w:t>desarrollo.</w:t>
-      </w:r>
-    </w:p>
-    <w:p>
-      <w:pPr>
-        <w:rPr>
-          <w:lang w:val="es-CR"/>
-        </w:rPr>
-      </w:pPr>
-      <w:r>
-        <w:rPr>
-          <w:lang w:val="es-CR"/>
-        </w:rPr>
-        <w:t xml:space="preserve">2. </w:t>
-      </w:r>
-      <w:r>
-        <w:rPr>
-          <w:lang w:val="es-CR"/>
-        </w:rPr>
-        <w:t xml:space="preserve">MACIEL </w:t>
-      </w:r>
-      <w:r>
-        <w:rPr>
-          <w:lang w:val="es-CR"/>
-        </w:rPr>
-        <w:t>Describa los cuatro atributos importantes que debe tener todo producto de</w:t>
-      </w:r>
-    </w:p>
-    <w:p>
-      <w:pPr>
-        <w:rPr>
-          <w:lang w:val="es-CR"/>
-        </w:rPr>
-      </w:pPr>
-      <w:r>
-        <w:rPr>
-          <w:lang w:val="es-CR"/>
-        </w:rPr>
-        <w:t>software. Sugiera además cuatro atributos adicionales que podrían ser</w:t>
-      </w:r>
-    </w:p>
-    <w:p>
-      <w:pPr>
-        <w:rPr>
-          <w:lang w:val="es-CR"/>
-        </w:rPr>
-      </w:pPr>
-      <w:r>
-        <w:rPr>
-          <w:lang w:val="es-CR"/>
-        </w:rPr>
-        <w:t>significativos para productos específicos.</w:t>
-      </w:r>
-    </w:p>
-    <w:p>
-      <w:pPr>
-        <w:rPr>
-          <w:lang w:val="es-CR"/>
-        </w:rPr>
-      </w:pPr>
-      <w:r>
-        <w:rPr>
-          <w:lang w:val="es-CR"/>
-        </w:rPr>
-        <w:t>3.</w:t>
-      </w:r>
-      <w:r>
-        <w:rPr>
-          <w:lang w:val="es-CR"/>
-        </w:rPr>
-        <w:t>RICARDO</w:t>
-      </w:r>
-      <w:r>
-        <w:rPr>
-          <w:lang w:val="es-CR"/>
-        </w:rPr>
-        <w:t xml:space="preserve"> Analice por qué los costos de pruebas de software son particularmente altos</w:t>
-      </w:r>
-    </w:p>
-    <w:p>
-      <w:pPr>
-        <w:rPr>
-          <w:lang w:val="es-CR"/>
-        </w:rPr>
-      </w:pPr>
-      <w:r>
-        <w:rPr>
-          <w:lang w:val="es-CR"/>
-        </w:rPr>
-        <w:t>en productos genéricos destinados a un mercado amplio y cómo esto influye</w:t>
-      </w:r>
-    </w:p>
-    <w:p>
-      <w:pPr>
-        <w:rPr>
-          <w:lang w:val="es-CR"/>
-        </w:rPr>
-      </w:pPr>
-      <w:r>
-        <w:rPr>
-          <w:lang w:val="es-CR"/>
-        </w:rPr>
-        <w:t>en su desarrollo.</w:t>
-      </w:r>
-    </w:p>
-    <w:p>
-      <w:pPr>
-        <w:rPr>
-          <w:lang w:val="es-CR"/>
-        </w:rPr>
-      </w:pPr>
-      <w:r>
-        <w:rPr>
-          <w:lang w:val="es-CR"/>
-        </w:rPr>
-        <w:t xml:space="preserve">4. </w:t>
-      </w:r>
-      <w:r>
-        <w:rPr>
-          <w:lang w:val="es-CR"/>
-        </w:rPr>
-        <w:t xml:space="preserve">JOSE </w:t>
-      </w:r>
-      <w:r>
-        <w:rPr>
-          <w:lang w:val="es-CR"/>
-        </w:rPr>
-        <w:t>Reflexione sobre la ética involucrada en el desarrollo de sistemas de vigilancia</w:t>
-      </w:r>
-    </w:p>
-    <w:p>
-      <w:pPr>
-        <w:rPr>
-          <w:lang w:val="es-CR"/>
-        </w:rPr>
-      </w:pPr>
-      <w:r>
-        <w:rPr>
-          <w:lang w:val="es-CR"/>
-        </w:rPr>
-        <w:t>que rastrean las acciones de los ciudadanos para combatir el terrorismo.</w:t>
-      </w:r>
-    </w:p>
-    <w:p>
-      <w:pPr>
-        <w:rPr>
-          <w:lang w:val="es-CR"/>
-        </w:rPr>
-      </w:pPr>
-      <w:r>
-        <w:rPr>
-          <w:lang w:val="es-CR"/>
-        </w:rPr>
-        <w:t>Discuta las implicaciones sobre la privacidad.</w:t>
-      </w:r>
-      <w:r>
-        <w:rPr>
-          <w:lang w:val="es-CR"/>
-        </w:rPr>
-        <w:t xml:space="preserve"> </w:t>
-      </w:r>
-    </w:p>
-    <w:p>
-      <w:pPr>
-        <w:rPr>
-          <w:lang w:val="es-CR"/>
-        </w:rPr>
-      </w:pPr>
-      <w:r>
-        <w:rPr>
-          <w:lang w:val="es-CR"/>
-        </w:rPr>
-        <w:t>Puntuación:</w:t>
-      </w:r>
-    </w:p>
-    <w:p>
-      <w:pPr>
-        <w:rPr>
-          <w:lang w:val="es-CR"/>
-        </w:rPr>
-      </w:pPr>
-      <w:r>
-        <w:rPr>
-          <w:lang w:val="es-CR"/>
-        </w:rPr>
-        <w:t>Esta actividad será evaluada por medio de la siguiente rúbrica:</w:t>
-      </w:r>
-    </w:p>
-    <w:p>
-      <w:pPr>
-        <w:rPr>
-          <w:lang w:val="es-CR"/>
-        </w:rPr>
-      </w:pPr>
-      <w:r>
-        <w:rPr>
-          <w:lang w:val="es-CR"/>
-        </w:rPr>
-        <w:t>Seguir todas las instrucciones: 20 puntos</w:t>
-      </w:r>
-    </w:p>
-    <w:p>
-      <w:pPr>
-        <w:rPr>
-          <w:lang w:val="es-CR"/>
-        </w:rPr>
-      </w:pPr>
-      <w:r>
-        <w:rPr>
-          <w:lang w:val="es-CR"/>
-        </w:rPr>
-        <w:t>Commits hechos de forma solicitada: 80 puntos</w:t>
-      </w:r>
-    </w:p>
-    <w:p>
-      <w:r>
-        <w:t>Total: 100 puntos</w:t>
-      </w:r>
+          <w:sz w:val="32"/>
+          <w:szCs w:val="32"/>
+          <w:lang w:val="es-CR"/>
+        </w:rPr>
+      </w:pPr>
     </w:p>
     <w:sectPr>
       <w:pgSz w:w="12240" w:h="15840"/>
@@ -589,8 +174,245 @@
 </w:document>
 </file>
 
+<file path=word/numbering.xml><?xml version="1.0" encoding="utf-8"?>
+<w:numbering xmlns:wpc="http://schemas.microsoft.com/office/word/2010/wordprocessingCanvas" xmlns:cx="http://schemas.microsoft.com/office/drawing/2014/chartex" xmlns:cx1="http://schemas.microsoft.com/office/drawing/2015/9/8/chartex" xmlns:cx2="http://schemas.microsoft.com/office/drawing/2015/10/21/chartex" xmlns:cx3="http://schemas.microsoft.com/office/drawing/2016/5/9/chartex" xmlns:cx4="http://schemas.microsoft.com/office/drawing/2016/5/10/chartex" xmlns:cx5="http://schemas.microsoft.com/office/drawing/2016/5/11/chartex" xmlns:cx6="http://schemas.microsoft.com/office/drawing/2016/5/12/chartex" xmlns:cx7="http://schemas.microsoft.com/office/drawing/2016/5/13/chartex" xmlns:cx8="http://schemas.microsoft.com/office/drawing/2016/5/14/chartex" xmlns:mc="http://schemas.openxmlformats.org/markup-compatibility/2006" xmlns:aink="http://schemas.microsoft.com/office/drawing/2016/ink" xmlns:am3d="http://schemas.microsoft.com/office/drawing/2017/model3d" xmlns:o="urn:schemas-microsoft-com:office:office" xmlns:oel="http://schemas.microsoft.com/office/2019/extlst" xmlns:r="http://schemas.openxmlformats.org/officeDocument/2006/relationships" xmlns:m="http://schemas.openxmlformats.org/officeDocument/2006/math" xmlns:v="urn:schemas-microsoft-com:vml" xmlns:wp14="http://schemas.microsoft.com/office/word/2010/wordprocessingDrawing" xmlns:wp="http://schemas.openxmlformats.org/drawingml/2006/wordprocessingDrawing" xmlns:w10="urn:schemas-microsoft-com:office:word" xmlns:w="http://schemas.openxmlformats.org/wordprocessingml/2006/main" xmlns:w14="http://schemas.microsoft.com/office/word/2010/wordml" xmlns:w15="http://schemas.microsoft.com/office/word/2012/wordml" xmlns:w16cex="http://schemas.microsoft.com/office/word/2018/wordml/cex" xmlns:w16cid="http://schemas.microsoft.com/office/word/2016/wordml/cid" xmlns:w16="http://schemas.microsoft.com/office/word/2018/wordml" xmlns:w16du="http://schemas.microsoft.com/office/word/2023/wordml/word16du" xmlns:w16sdtdh="http://schemas.microsoft.com/office/word/2020/wordml/sdtdatahash" xmlns:w16sdtfl="http://schemas.microsoft.com/office/word/2024/wordml/sdtformatlock" xmlns:w16se="http://schemas.microsoft.com/office/word/2015/wordml/symex" xmlns:wpg="http://schemas.microsoft.com/office/word/2010/wordprocessingGroup" xmlns:wpi="http://schemas.microsoft.com/office/word/2010/wordprocessingInk" xmlns:wne="http://schemas.microsoft.com/office/word/2006/wordml" xmlns:wps="http://schemas.microsoft.com/office/word/2010/wordprocessingShape" mc:Ignorable="w14 w15 w16se w16cid w16 w16cex w16sdtdh w16sdtfl w16du wp14">
+  <w:abstractNum w:abstractNumId="0" w15:restartNumberingAfterBreak="0">
+    <w:nsid w:val="172215E1"/>
+    <w:multiLevelType w:val="hybridMultilevel"/>
+    <w:tmpl w:val="2610925A"/>
+    <w:lvl w:ilvl="0" w:tplc="140A0001">
+      <w:start w:val="1"/>
+      <w:numFmt w:val="bullet"/>
+      <w:lvlText w:val=""/>
+      <w:lvlJc w:val="left"/>
+      <w:pPr>
+        <w:ind w:left="720" w:hanging="360"/>
+      </w:pPr>
+      <w:rPr>
+        <w:rFonts w:ascii="Symbol" w:hAnsi="Symbol" w:hint="default"/>
+      </w:rPr>
+    </w:lvl>
+    <w:lvl w:ilvl="1" w:tplc="140A0003" w:tentative="1">
+      <w:start w:val="1"/>
+      <w:numFmt w:val="bullet"/>
+      <w:lvlText w:val="o"/>
+      <w:lvlJc w:val="left"/>
+      <w:pPr>
+        <w:ind w:left="1440" w:hanging="360"/>
+      </w:pPr>
+      <w:rPr>
+        <w:rFonts w:ascii="Courier New" w:hAnsi="Courier New" w:cs="Courier New" w:hint="default"/>
+      </w:rPr>
+    </w:lvl>
+    <w:lvl w:ilvl="2" w:tplc="140A0005" w:tentative="1">
+      <w:start w:val="1"/>
+      <w:numFmt w:val="bullet"/>
+      <w:lvlText w:val=""/>
+      <w:lvlJc w:val="left"/>
+      <w:pPr>
+        <w:ind w:left="2160" w:hanging="360"/>
+      </w:pPr>
+      <w:rPr>
+        <w:rFonts w:ascii="Wingdings" w:hAnsi="Wingdings" w:hint="default"/>
+      </w:rPr>
+    </w:lvl>
+    <w:lvl w:ilvl="3" w:tplc="140A0001" w:tentative="1">
+      <w:start w:val="1"/>
+      <w:numFmt w:val="bullet"/>
+      <w:lvlText w:val=""/>
+      <w:lvlJc w:val="left"/>
+      <w:pPr>
+        <w:ind w:left="2880" w:hanging="360"/>
+      </w:pPr>
+      <w:rPr>
+        <w:rFonts w:ascii="Symbol" w:hAnsi="Symbol" w:hint="default"/>
+      </w:rPr>
+    </w:lvl>
+    <w:lvl w:ilvl="4" w:tplc="140A0003" w:tentative="1">
+      <w:start w:val="1"/>
+      <w:numFmt w:val="bullet"/>
+      <w:lvlText w:val="o"/>
+      <w:lvlJc w:val="left"/>
+      <w:pPr>
+        <w:ind w:left="3600" w:hanging="360"/>
+      </w:pPr>
+      <w:rPr>
+        <w:rFonts w:ascii="Courier New" w:hAnsi="Courier New" w:cs="Courier New" w:hint="default"/>
+      </w:rPr>
+    </w:lvl>
+    <w:lvl w:ilvl="5" w:tplc="140A0005" w:tentative="1">
+      <w:start w:val="1"/>
+      <w:numFmt w:val="bullet"/>
+      <w:lvlText w:val=""/>
+      <w:lvlJc w:val="left"/>
+      <w:pPr>
+        <w:ind w:left="4320" w:hanging="360"/>
+      </w:pPr>
+      <w:rPr>
+        <w:rFonts w:ascii="Wingdings" w:hAnsi="Wingdings" w:hint="default"/>
+      </w:rPr>
+    </w:lvl>
+    <w:lvl w:ilvl="6" w:tplc="140A0001" w:tentative="1">
+      <w:start w:val="1"/>
+      <w:numFmt w:val="bullet"/>
+      <w:lvlText w:val=""/>
+      <w:lvlJc w:val="left"/>
+      <w:pPr>
+        <w:ind w:left="5040" w:hanging="360"/>
+      </w:pPr>
+      <w:rPr>
+        <w:rFonts w:ascii="Symbol" w:hAnsi="Symbol" w:hint="default"/>
+      </w:rPr>
+    </w:lvl>
+    <w:lvl w:ilvl="7" w:tplc="140A0003" w:tentative="1">
+      <w:start w:val="1"/>
+      <w:numFmt w:val="bullet"/>
+      <w:lvlText w:val="o"/>
+      <w:lvlJc w:val="left"/>
+      <w:pPr>
+        <w:ind w:left="5760" w:hanging="360"/>
+      </w:pPr>
+      <w:rPr>
+        <w:rFonts w:ascii="Courier New" w:hAnsi="Courier New" w:cs="Courier New" w:hint="default"/>
+      </w:rPr>
+    </w:lvl>
+    <w:lvl w:ilvl="8" w:tplc="140A0005" w:tentative="1">
+      <w:start w:val="1"/>
+      <w:numFmt w:val="bullet"/>
+      <w:lvlText w:val=""/>
+      <w:lvlJc w:val="left"/>
+      <w:pPr>
+        <w:ind w:left="6480" w:hanging="360"/>
+      </w:pPr>
+      <w:rPr>
+        <w:rFonts w:ascii="Wingdings" w:hAnsi="Wingdings" w:hint="default"/>
+      </w:rPr>
+    </w:lvl>
+  </w:abstractNum>
+  <w:abstractNum w:abstractNumId="1" w15:restartNumberingAfterBreak="0">
+    <w:nsid w:val="330E50CC"/>
+    <w:multiLevelType w:val="hybridMultilevel"/>
+    <w:tmpl w:val="F3FA5270"/>
+    <w:lvl w:ilvl="0" w:tplc="140A0001">
+      <w:start w:val="1"/>
+      <w:numFmt w:val="bullet"/>
+      <w:lvlText w:val=""/>
+      <w:lvlJc w:val="left"/>
+      <w:pPr>
+        <w:ind w:left="720" w:hanging="360"/>
+      </w:pPr>
+      <w:rPr>
+        <w:rFonts w:ascii="Symbol" w:hAnsi="Symbol" w:hint="default"/>
+      </w:rPr>
+    </w:lvl>
+    <w:lvl w:ilvl="1" w:tplc="140A0003" w:tentative="1">
+      <w:start w:val="1"/>
+      <w:numFmt w:val="bullet"/>
+      <w:lvlText w:val="o"/>
+      <w:lvlJc w:val="left"/>
+      <w:pPr>
+        <w:ind w:left="1440" w:hanging="360"/>
+      </w:pPr>
+      <w:rPr>
+        <w:rFonts w:ascii="Courier New" w:hAnsi="Courier New" w:cs="Courier New" w:hint="default"/>
+      </w:rPr>
+    </w:lvl>
+    <w:lvl w:ilvl="2" w:tplc="140A0005" w:tentative="1">
+      <w:start w:val="1"/>
+      <w:numFmt w:val="bullet"/>
+      <w:lvlText w:val=""/>
+      <w:lvlJc w:val="left"/>
+      <w:pPr>
+        <w:ind w:left="2160" w:hanging="360"/>
+      </w:pPr>
+      <w:rPr>
+        <w:rFonts w:ascii="Wingdings" w:hAnsi="Wingdings" w:hint="default"/>
+      </w:rPr>
+    </w:lvl>
+    <w:lvl w:ilvl="3" w:tplc="140A0001" w:tentative="1">
+      <w:start w:val="1"/>
+      <w:numFmt w:val="bullet"/>
+      <w:lvlText w:val=""/>
+      <w:lvlJc w:val="left"/>
+      <w:pPr>
+        <w:ind w:left="2880" w:hanging="360"/>
+      </w:pPr>
+      <w:rPr>
+        <w:rFonts w:ascii="Symbol" w:hAnsi="Symbol" w:hint="default"/>
+      </w:rPr>
+    </w:lvl>
+    <w:lvl w:ilvl="4" w:tplc="140A0003" w:tentative="1">
+      <w:start w:val="1"/>
+      <w:numFmt w:val="bullet"/>
+      <w:lvlText w:val="o"/>
+      <w:lvlJc w:val="left"/>
+      <w:pPr>
+        <w:ind w:left="3600" w:hanging="360"/>
+      </w:pPr>
+      <w:rPr>
+        <w:rFonts w:ascii="Courier New" w:hAnsi="Courier New" w:cs="Courier New" w:hint="default"/>
+      </w:rPr>
+    </w:lvl>
+    <w:lvl w:ilvl="5" w:tplc="140A0005" w:tentative="1">
+      <w:start w:val="1"/>
+      <w:numFmt w:val="bullet"/>
+      <w:lvlText w:val=""/>
+      <w:lvlJc w:val="left"/>
+      <w:pPr>
+        <w:ind w:left="4320" w:hanging="360"/>
+      </w:pPr>
+      <w:rPr>
+        <w:rFonts w:ascii="Wingdings" w:hAnsi="Wingdings" w:hint="default"/>
+      </w:rPr>
+    </w:lvl>
+    <w:lvl w:ilvl="6" w:tplc="140A0001" w:tentative="1">
+      <w:start w:val="1"/>
+      <w:numFmt w:val="bullet"/>
+      <w:lvlText w:val=""/>
+      <w:lvlJc w:val="left"/>
+      <w:pPr>
+        <w:ind w:left="5040" w:hanging="360"/>
+      </w:pPr>
+      <w:rPr>
+        <w:rFonts w:ascii="Symbol" w:hAnsi="Symbol" w:hint="default"/>
+      </w:rPr>
+    </w:lvl>
+    <w:lvl w:ilvl="7" w:tplc="140A0003" w:tentative="1">
+      <w:start w:val="1"/>
+      <w:numFmt w:val="bullet"/>
+      <w:lvlText w:val="o"/>
+      <w:lvlJc w:val="left"/>
+      <w:pPr>
+        <w:ind w:left="5760" w:hanging="360"/>
+      </w:pPr>
+      <w:rPr>
+        <w:rFonts w:ascii="Courier New" w:hAnsi="Courier New" w:cs="Courier New" w:hint="default"/>
+      </w:rPr>
+    </w:lvl>
+    <w:lvl w:ilvl="8" w:tplc="140A0005" w:tentative="1">
+      <w:start w:val="1"/>
+      <w:numFmt w:val="bullet"/>
+      <w:lvlText w:val=""/>
+      <w:lvlJc w:val="left"/>
+      <w:pPr>
+        <w:ind w:left="6480" w:hanging="360"/>
+      </w:pPr>
+      <w:rPr>
+        <w:rFonts w:ascii="Wingdings" w:hAnsi="Wingdings" w:hint="default"/>
+      </w:rPr>
+    </w:lvl>
+  </w:abstractNum>
+  <w:num w:numId="1" w16cid:durableId="1609504940">
+    <w:abstractNumId w:val="1"/>
+  </w:num>
+  <w:num w:numId="2" w16cid:durableId="1944611050">
+    <w:abstractNumId w:val="0"/>
+  </w:num>
+</w:numbering>
+</file>
+
 <file path=word/styles.xml><?xml version="1.0" encoding="utf-8"?>
-<w:styles xmlns:mc="http://schemas.openxmlformats.org/markup-compatibility/2006" xmlns:r="http://schemas.openxmlformats.org/officeDocument/2006/relationships" xmlns:w="http://schemas.openxmlformats.org/wordprocessingml/2006/main" xmlns:w14="http://schemas.microsoft.com/office/word/2010/wordml" xmlns:w15="http://schemas.microsoft.com/office/word/2012/wordml" xmlns:w16cex="http://schemas.microsoft.com/office/word/2018/wordml/cex" xmlns:w16cid="http://schemas.microsoft.com/office/word/2016/wordml/cid" xmlns:w16="http://schemas.microsoft.com/office/word/2018/wordml" xmlns:w16sdtdh="http://schemas.microsoft.com/office/word/2020/wordml/sdtdatahash" xmlns:w16se="http://schemas.microsoft.com/office/word/2015/wordml/symex" mc:Ignorable="w14 w15 w16se w16cid w16 w16cex w16sdtdh">
+<w:styles xmlns:mc="http://schemas.openxmlformats.org/markup-compatibility/2006" xmlns:r="http://schemas.openxmlformats.org/officeDocument/2006/relationships" xmlns:w="http://schemas.openxmlformats.org/wordprocessingml/2006/main" xmlns:w14="http://schemas.microsoft.com/office/word/2010/wordml" xmlns:w15="http://schemas.microsoft.com/office/word/2012/wordml" xmlns:w16cex="http://schemas.microsoft.com/office/word/2018/wordml/cex" xmlns:w16cid="http://schemas.microsoft.com/office/word/2016/wordml/cid" xmlns:w16="http://schemas.microsoft.com/office/word/2018/wordml" xmlns:w16du="http://schemas.microsoft.com/office/word/2023/wordml/word16du" xmlns:w16sdtdh="http://schemas.microsoft.com/office/word/2020/wordml/sdtdatahash" xmlns:w16sdtfl="http://schemas.microsoft.com/office/word/2024/wordml/sdtformatlock" xmlns:w16se="http://schemas.microsoft.com/office/word/2015/wordml/symex" mc:Ignorable="w14 w15 w16se w16cid w16 w16cex w16sdtdh w16sdtfl w16du">
   <w:docDefaults>
     <w:rPrDefault>
       <w:rPr>
@@ -991,7 +813,6 @@
   <w:style w:type="character" w:default="1" w:styleId="Fuentedeprrafopredeter">
     <w:name w:val="Default Paragraph Font"/>
     <w:uiPriority w:val="1"/>
-    <w:semiHidden/>
     <w:unhideWhenUsed/>
   </w:style>
   <w:style w:type="table" w:default="1" w:styleId="Tablanormal">
@@ -1014,6 +835,17 @@
     <w:uiPriority w:val="99"/>
     <w:semiHidden/>
     <w:unhideWhenUsed/>
+  </w:style>
+  <w:style w:type="paragraph" w:styleId="Prrafodelista">
+    <w:name w:val="List Paragraph"/>
+    <w:basedOn w:val="Normal"/>
+    <w:uiPriority w:val="34"/>
+    <w:qFormat/>
+    <w:rsid w:val="00396E58"/>
+    <w:pPr>
+      <w:ind w:left="720"/>
+      <w:contextualSpacing/>
+    </w:pPr>
   </w:style>
 </w:styles>
 </file>
